--- a/Documentation.docx
+++ b/Documentation.docx
@@ -222,15 +222,7 @@
         <w:t>D</w:t>
       </w:r>
       <w:r>
-        <w:t xml:space="preserve">ebian 13 (1 contrôleur + 3 </w:t>
-      </w:r>
-      <w:proofErr w:type="spellStart"/>
-      <w:r>
-        <w:t>workers</w:t>
-      </w:r>
-      <w:proofErr w:type="spellEnd"/>
-      <w:r>
-        <w:t>). Nous allons aussi utiliser la version venant de python de Ansible et non celle des dépôts Debian afin d’obtenir la dernière version (les dépôts pouvant être en retard d’une version).</w:t>
+        <w:t>ebian 13 (1 contrôleur + 3 workers). Nous allons aussi utiliser la version venant de python de Ansible et non celle des dépôts Debian afin d’obtenir la dernière version (les dépôts pouvant être en retard d’une version).</w:t>
       </w:r>
     </w:p>
     <w:p>
@@ -242,6 +234,324 @@
         </w:rPr>
       </w:pPr>
     </w:p>
+    <w:p>
+      <w:pPr>
+        <w:jc w:val="center"/>
+        <w:rPr>
+          <w:sz w:val="28"/>
+          <w:szCs w:val="28"/>
+        </w:rPr>
+      </w:pPr>
+    </w:p>
+    <w:tbl>
+      <w:tblPr>
+        <w:tblStyle w:val="Grilledutableau"/>
+        <w:tblW w:w="0" w:type="auto"/>
+        <w:tblLook w:val="04A0" w:firstRow="1" w:lastRow="0" w:firstColumn="1" w:lastColumn="0" w:noHBand="0" w:noVBand="1"/>
+      </w:tblPr>
+      <w:tblGrid>
+        <w:gridCol w:w="3006"/>
+        <w:gridCol w:w="3006"/>
+        <w:gridCol w:w="3007"/>
+      </w:tblGrid>
+      <w:tr>
+        <w:tc>
+          <w:tcPr>
+            <w:tcW w:w="3006" w:type="dxa"/>
+          </w:tcPr>
+          <w:p>
+            <w:pPr>
+              <w:jc w:val="center"/>
+              <w:rPr>
+                <w:sz w:val="28"/>
+                <w:szCs w:val="28"/>
+              </w:rPr>
+            </w:pPr>
+            <w:r>
+              <w:rPr>
+                <w:sz w:val="28"/>
+                <w:szCs w:val="28"/>
+              </w:rPr>
+              <w:t>Nom</w:t>
+            </w:r>
+          </w:p>
+        </w:tc>
+        <w:tc>
+          <w:tcPr>
+            <w:tcW w:w="3006" w:type="dxa"/>
+          </w:tcPr>
+          <w:p>
+            <w:pPr>
+              <w:jc w:val="center"/>
+              <w:rPr>
+                <w:sz w:val="28"/>
+                <w:szCs w:val="28"/>
+              </w:rPr>
+            </w:pPr>
+            <w:r>
+              <w:rPr>
+                <w:sz w:val="28"/>
+                <w:szCs w:val="28"/>
+              </w:rPr>
+              <w:t>IP</w:t>
+            </w:r>
+          </w:p>
+        </w:tc>
+        <w:tc>
+          <w:tcPr>
+            <w:tcW w:w="3007" w:type="dxa"/>
+          </w:tcPr>
+          <w:p>
+            <w:pPr>
+              <w:jc w:val="center"/>
+              <w:rPr>
+                <w:sz w:val="28"/>
+                <w:szCs w:val="28"/>
+              </w:rPr>
+            </w:pPr>
+            <w:r>
+              <w:rPr>
+                <w:sz w:val="28"/>
+                <w:szCs w:val="28"/>
+              </w:rPr>
+              <w:t>Jobs</w:t>
+            </w:r>
+          </w:p>
+        </w:tc>
+      </w:tr>
+      <w:tr>
+        <w:tc>
+          <w:tcPr>
+            <w:tcW w:w="3006" w:type="dxa"/>
+          </w:tcPr>
+          <w:p>
+            <w:pPr>
+              <w:jc w:val="center"/>
+              <w:rPr>
+                <w:sz w:val="28"/>
+                <w:szCs w:val="28"/>
+              </w:rPr>
+            </w:pPr>
+            <w:r>
+              <w:rPr>
+                <w:sz w:val="28"/>
+                <w:szCs w:val="28"/>
+              </w:rPr>
+              <w:t>Ansible-Manageur</w:t>
+            </w:r>
+          </w:p>
+        </w:tc>
+        <w:tc>
+          <w:tcPr>
+            <w:tcW w:w="3006" w:type="dxa"/>
+          </w:tcPr>
+          <w:p>
+            <w:pPr>
+              <w:jc w:val="center"/>
+              <w:rPr>
+                <w:sz w:val="28"/>
+                <w:szCs w:val="28"/>
+              </w:rPr>
+            </w:pPr>
+          </w:p>
+        </w:tc>
+        <w:tc>
+          <w:tcPr>
+            <w:tcW w:w="3007" w:type="dxa"/>
+          </w:tcPr>
+          <w:p>
+            <w:pPr>
+              <w:jc w:val="center"/>
+              <w:rPr>
+                <w:sz w:val="28"/>
+                <w:szCs w:val="28"/>
+              </w:rPr>
+            </w:pPr>
+            <w:r>
+              <w:rPr>
+                <w:sz w:val="28"/>
+                <w:szCs w:val="28"/>
+              </w:rPr>
+              <w:t>Manageur du nœud</w:t>
+            </w:r>
+          </w:p>
+        </w:tc>
+      </w:tr>
+      <w:tr>
+        <w:tc>
+          <w:tcPr>
+            <w:tcW w:w="3006" w:type="dxa"/>
+          </w:tcPr>
+          <w:p>
+            <w:pPr>
+              <w:jc w:val="center"/>
+              <w:rPr>
+                <w:sz w:val="28"/>
+                <w:szCs w:val="28"/>
+              </w:rPr>
+            </w:pPr>
+            <w:r>
+              <w:rPr>
+                <w:sz w:val="28"/>
+                <w:szCs w:val="28"/>
+              </w:rPr>
+              <w:t>Ansible-Noeud1</w:t>
+            </w:r>
+          </w:p>
+        </w:tc>
+        <w:tc>
+          <w:tcPr>
+            <w:tcW w:w="3006" w:type="dxa"/>
+          </w:tcPr>
+          <w:p>
+            <w:pPr>
+              <w:jc w:val="center"/>
+              <w:rPr>
+                <w:sz w:val="28"/>
+                <w:szCs w:val="28"/>
+              </w:rPr>
+            </w:pPr>
+          </w:p>
+        </w:tc>
+        <w:tc>
+          <w:tcPr>
+            <w:tcW w:w="3007" w:type="dxa"/>
+          </w:tcPr>
+          <w:p>
+            <w:pPr>
+              <w:jc w:val="center"/>
+              <w:rPr>
+                <w:sz w:val="28"/>
+                <w:szCs w:val="28"/>
+              </w:rPr>
+            </w:pPr>
+            <w:r>
+              <w:rPr>
+                <w:sz w:val="28"/>
+                <w:szCs w:val="28"/>
+              </w:rPr>
+              <w:t>Nœud n°1</w:t>
+            </w:r>
+          </w:p>
+        </w:tc>
+      </w:tr>
+      <w:tr>
+        <w:tc>
+          <w:tcPr>
+            <w:tcW w:w="3006" w:type="dxa"/>
+          </w:tcPr>
+          <w:p>
+            <w:pPr>
+              <w:jc w:val="center"/>
+              <w:rPr>
+                <w:sz w:val="28"/>
+                <w:szCs w:val="28"/>
+              </w:rPr>
+            </w:pPr>
+            <w:r>
+              <w:rPr>
+                <w:sz w:val="28"/>
+                <w:szCs w:val="28"/>
+              </w:rPr>
+              <w:t>Ansible-Noeud2</w:t>
+            </w:r>
+          </w:p>
+        </w:tc>
+        <w:tc>
+          <w:tcPr>
+            <w:tcW w:w="3006" w:type="dxa"/>
+          </w:tcPr>
+          <w:p>
+            <w:pPr>
+              <w:jc w:val="center"/>
+              <w:rPr>
+                <w:sz w:val="28"/>
+                <w:szCs w:val="28"/>
+              </w:rPr>
+            </w:pPr>
+          </w:p>
+        </w:tc>
+        <w:tc>
+          <w:tcPr>
+            <w:tcW w:w="3007" w:type="dxa"/>
+          </w:tcPr>
+          <w:p>
+            <w:pPr>
+              <w:jc w:val="center"/>
+              <w:rPr>
+                <w:sz w:val="28"/>
+                <w:szCs w:val="28"/>
+              </w:rPr>
+            </w:pPr>
+            <w:r>
+              <w:rPr>
+                <w:sz w:val="28"/>
+                <w:szCs w:val="28"/>
+              </w:rPr>
+              <w:t>Nœud n°2</w:t>
+            </w:r>
+          </w:p>
+        </w:tc>
+      </w:tr>
+      <w:tr>
+        <w:tc>
+          <w:tcPr>
+            <w:tcW w:w="3006" w:type="dxa"/>
+          </w:tcPr>
+          <w:p>
+            <w:pPr>
+              <w:jc w:val="center"/>
+              <w:rPr>
+                <w:sz w:val="28"/>
+                <w:szCs w:val="28"/>
+              </w:rPr>
+            </w:pPr>
+            <w:r>
+              <w:rPr>
+                <w:sz w:val="28"/>
+                <w:szCs w:val="28"/>
+              </w:rPr>
+              <w:t>Ansible-Noeud3</w:t>
+            </w:r>
+          </w:p>
+        </w:tc>
+        <w:tc>
+          <w:tcPr>
+            <w:tcW w:w="3006" w:type="dxa"/>
+          </w:tcPr>
+          <w:p>
+            <w:pPr>
+              <w:jc w:val="center"/>
+              <w:rPr>
+                <w:sz w:val="28"/>
+                <w:szCs w:val="28"/>
+              </w:rPr>
+            </w:pPr>
+          </w:p>
+        </w:tc>
+        <w:tc>
+          <w:tcPr>
+            <w:tcW w:w="3007" w:type="dxa"/>
+          </w:tcPr>
+          <w:p>
+            <w:pPr>
+              <w:jc w:val="center"/>
+              <w:rPr>
+                <w:sz w:val="28"/>
+                <w:szCs w:val="28"/>
+              </w:rPr>
+            </w:pPr>
+            <w:r>
+              <w:rPr>
+                <w:sz w:val="28"/>
+                <w:szCs w:val="28"/>
+              </w:rPr>
+              <w:t>Nœud n°3</w:t>
+            </w:r>
+          </w:p>
+        </w:tc>
+      </w:tr>
+    </w:tbl>
     <w:p>
       <w:pPr>
         <w:jc w:val="center"/>
@@ -897,6 +1207,25 @@
       <w:szCs w:val="30"/>
     </w:rPr>
   </w:style>
+  <w:style w:type="table" w:styleId="Grilledutableau">
+    <w:name w:val="Table Grid"/>
+    <w:basedOn w:val="TableauNormal"/>
+    <w:uiPriority w:val="39"/>
+    <w:rsid w:val="00DD1C23"/>
+    <w:pPr>
+      <w:spacing w:line="240" w:lineRule="auto"/>
+    </w:pPr>
+    <w:tblPr>
+      <w:tblBorders>
+        <w:top w:val="single" w:sz="4" w:space="0" w:color="auto"/>
+        <w:left w:val="single" w:sz="4" w:space="0" w:color="auto"/>
+        <w:bottom w:val="single" w:sz="4" w:space="0" w:color="auto"/>
+        <w:right w:val="single" w:sz="4" w:space="0" w:color="auto"/>
+        <w:insideH w:val="single" w:sz="4" w:space="0" w:color="auto"/>
+        <w:insideV w:val="single" w:sz="4" w:space="0" w:color="auto"/>
+      </w:tblBorders>
+    </w:tblPr>
+  </w:style>
 </w:styles>
 </file>
 

--- a/Documentation.docx
+++ b/Documentation.docx
@@ -233,6 +233,13 @@
           <w:szCs w:val="28"/>
         </w:rPr>
       </w:pPr>
+      <w:r>
+        <w:rPr>
+          <w:sz w:val="28"/>
+          <w:szCs w:val="28"/>
+        </w:rPr>
+        <w:t>Tableau des machines :</w:t>
+      </w:r>
     </w:p>
     <w:p>
       <w:pPr>
@@ -353,6 +360,13 @@
                 <w:szCs w:val="28"/>
               </w:rPr>
             </w:pPr>
+            <w:r>
+              <w:rPr>
+                <w:sz w:val="28"/>
+                <w:szCs w:val="28"/>
+              </w:rPr>
+              <w:t>192.168.149.142</w:t>
+            </w:r>
           </w:p>
         </w:tc>
         <w:tc>
@@ -411,6 +425,20 @@
                 <w:szCs w:val="28"/>
               </w:rPr>
             </w:pPr>
+            <w:r>
+              <w:rPr>
+                <w:sz w:val="28"/>
+                <w:szCs w:val="28"/>
+              </w:rPr>
+              <w:t>192.168.149.</w:t>
+            </w:r>
+            <w:r>
+              <w:rPr>
+                <w:sz w:val="28"/>
+                <w:szCs w:val="28"/>
+              </w:rPr>
+              <w:t>144</w:t>
+            </w:r>
           </w:p>
         </w:tc>
         <w:tc>
@@ -469,6 +497,20 @@
                 <w:szCs w:val="28"/>
               </w:rPr>
             </w:pPr>
+            <w:r>
+              <w:rPr>
+                <w:sz w:val="28"/>
+                <w:szCs w:val="28"/>
+              </w:rPr>
+              <w:t>192.168.149.</w:t>
+            </w:r>
+            <w:r>
+              <w:rPr>
+                <w:sz w:val="28"/>
+                <w:szCs w:val="28"/>
+              </w:rPr>
+              <w:t>146</w:t>
+            </w:r>
           </w:p>
         </w:tc>
         <w:tc>
@@ -527,6 +569,13 @@
                 <w:szCs w:val="28"/>
               </w:rPr>
             </w:pPr>
+            <w:r>
+              <w:rPr>
+                <w:sz w:val="28"/>
+                <w:szCs w:val="28"/>
+              </w:rPr>
+              <w:t>192.168.149.</w:t>
+            </w:r>
           </w:p>
         </w:tc>
         <w:tc>
@@ -560,6 +609,25 @@
           <w:szCs w:val="28"/>
         </w:rPr>
       </w:pPr>
+    </w:p>
+    <w:p>
+      <w:pPr>
+        <w:jc w:val="center"/>
+      </w:pPr>
+      <w:r>
+        <w:t>Toutes les machines virtuelles ont un utilisateur avec des droits sudo</w:t>
+      </w:r>
+      <w:r>
+        <w:t xml:space="preserve"> + un serveur SSH installé lors de l’installation de Debian.</w:t>
+      </w:r>
+    </w:p>
+    <w:p>
+      <w:pPr>
+        <w:jc w:val="center"/>
+      </w:pPr>
+      <w:r>
+        <w:t>(usermod -aG sudo &lt;utilisateur&gt;)</w:t>
+      </w:r>
     </w:p>
     <w:p>
       <w:pPr>

--- a/Documentation.docx
+++ b/Documentation.docx
@@ -626,7 +626,55 @@
         <w:jc w:val="center"/>
       </w:pPr>
       <w:r>
-        <w:t>(usermod -aG sudo &lt;utilisateur&gt;)</w:t>
+        <w:t>(</w:t>
+      </w:r>
+      <w:r>
+        <w:t xml:space="preserve">apt install sudo &amp;&amp; </w:t>
+      </w:r>
+      <w:r>
+        <w:t>usermod -aG sudo &lt;utilisateur&gt;)</w:t>
+      </w:r>
+    </w:p>
+    <w:p>
+      <w:pPr>
+        <w:jc w:val="center"/>
+      </w:pPr>
+      <w:r>
+        <w:drawing>
+          <wp:inline distT="0" distB="0" distL="0" distR="0" wp14:anchorId="7D9E53D5" wp14:editId="3E0302FF">
+            <wp:extent cx="3381847" cy="504895"/>
+            <wp:effectExtent l="0" t="0" r="9525" b="9525"/>
+            <wp:docPr id="1226193414" name="Image 1"/>
+            <wp:cNvGraphicFramePr>
+              <a:graphicFrameLocks xmlns:a="http://schemas.openxmlformats.org/drawingml/2006/main" noChangeAspect="1"/>
+            </wp:cNvGraphicFramePr>
+            <a:graphic xmlns:a="http://schemas.openxmlformats.org/drawingml/2006/main">
+              <a:graphicData uri="http://schemas.openxmlformats.org/drawingml/2006/picture">
+                <pic:pic xmlns:pic="http://schemas.openxmlformats.org/drawingml/2006/picture">
+                  <pic:nvPicPr>
+                    <pic:cNvPr id="1226193414" name=""/>
+                    <pic:cNvPicPr/>
+                  </pic:nvPicPr>
+                  <pic:blipFill>
+                    <a:blip r:embed="rId7"/>
+                    <a:stretch>
+                      <a:fillRect/>
+                    </a:stretch>
+                  </pic:blipFill>
+                  <pic:spPr>
+                    <a:xfrm>
+                      <a:off x="0" y="0"/>
+                      <a:ext cx="3381847" cy="504895"/>
+                    </a:xfrm>
+                    <a:prstGeom prst="rect">
+                      <a:avLst/>
+                    </a:prstGeom>
+                  </pic:spPr>
+                </pic:pic>
+              </a:graphicData>
+            </a:graphic>
+          </wp:inline>
+        </w:drawing>
       </w:r>
     </w:p>
     <w:p>
@@ -680,6 +728,391 @@
         <w:jc w:val="center"/>
       </w:pPr>
     </w:p>
+    <w:p>
+      <w:r>
+        <w:t>Nous allons maintenant installer Ansible sur la machine Manageur, pour cela nous devons auparavant installer Python3 et PIP (apt install python3 python3-pip)</w:t>
+      </w:r>
+    </w:p>
+    <w:p/>
+    <w:p>
+      <w:pPr>
+        <w:jc w:val="center"/>
+      </w:pPr>
+      <w:r>
+        <w:drawing>
+          <wp:inline distT="0" distB="0" distL="0" distR="0" wp14:anchorId="01A52A7C" wp14:editId="14ED41B6">
+            <wp:extent cx="4188578" cy="3647668"/>
+            <wp:effectExtent l="0" t="0" r="2540" b="0"/>
+            <wp:docPr id="925896836" name="Image 1"/>
+            <wp:cNvGraphicFramePr>
+              <a:graphicFrameLocks xmlns:a="http://schemas.openxmlformats.org/drawingml/2006/main" noChangeAspect="1"/>
+            </wp:cNvGraphicFramePr>
+            <a:graphic xmlns:a="http://schemas.openxmlformats.org/drawingml/2006/main">
+              <a:graphicData uri="http://schemas.openxmlformats.org/drawingml/2006/picture">
+                <pic:pic xmlns:pic="http://schemas.openxmlformats.org/drawingml/2006/picture">
+                  <pic:nvPicPr>
+                    <pic:cNvPr id="925896836" name=""/>
+                    <pic:cNvPicPr/>
+                  </pic:nvPicPr>
+                  <pic:blipFill>
+                    <a:blip r:embed="rId8"/>
+                    <a:stretch>
+                      <a:fillRect/>
+                    </a:stretch>
+                  </pic:blipFill>
+                  <pic:spPr>
+                    <a:xfrm>
+                      <a:off x="0" y="0"/>
+                      <a:ext cx="4208058" cy="3664632"/>
+                    </a:xfrm>
+                    <a:prstGeom prst="rect">
+                      <a:avLst/>
+                    </a:prstGeom>
+                  </pic:spPr>
+                </pic:pic>
+              </a:graphicData>
+            </a:graphic>
+          </wp:inline>
+        </w:drawing>
+      </w:r>
+    </w:p>
+    <w:p>
+      <w:r>
+        <w:lastRenderedPageBreak/>
+        <w:t>Sous debian, les packages sont installable sous python3-&lt;nom du paquet pip&gt; à la la place de pip.</w:t>
+      </w:r>
+    </w:p>
+    <w:p>
+      <w:r>
+        <w:drawing>
+          <wp:inline distT="0" distB="0" distL="0" distR="0" wp14:anchorId="3BB51392" wp14:editId="50F79531">
+            <wp:extent cx="5733415" cy="2691765"/>
+            <wp:effectExtent l="0" t="0" r="635" b="0"/>
+            <wp:docPr id="161384273" name="Image 1"/>
+            <wp:cNvGraphicFramePr>
+              <a:graphicFrameLocks xmlns:a="http://schemas.openxmlformats.org/drawingml/2006/main" noChangeAspect="1"/>
+            </wp:cNvGraphicFramePr>
+            <a:graphic xmlns:a="http://schemas.openxmlformats.org/drawingml/2006/main">
+              <a:graphicData uri="http://schemas.openxmlformats.org/drawingml/2006/picture">
+                <pic:pic xmlns:pic="http://schemas.openxmlformats.org/drawingml/2006/picture">
+                  <pic:nvPicPr>
+                    <pic:cNvPr id="161384273" name=""/>
+                    <pic:cNvPicPr/>
+                  </pic:nvPicPr>
+                  <pic:blipFill>
+                    <a:blip r:embed="rId9"/>
+                    <a:stretch>
+                      <a:fillRect/>
+                    </a:stretch>
+                  </pic:blipFill>
+                  <pic:spPr>
+                    <a:xfrm>
+                      <a:off x="0" y="0"/>
+                      <a:ext cx="5733415" cy="2691765"/>
+                    </a:xfrm>
+                    <a:prstGeom prst="rect">
+                      <a:avLst/>
+                    </a:prstGeom>
+                  </pic:spPr>
+                </pic:pic>
+              </a:graphicData>
+            </a:graphic>
+          </wp:inline>
+        </w:drawing>
+      </w:r>
+    </w:p>
+    <w:p>
+      <w:r>
+        <w:t>Mais le package n’est pas disponible :</w:t>
+      </w:r>
+    </w:p>
+    <w:p>
+      <w:r>
+        <w:drawing>
+          <wp:inline distT="0" distB="0" distL="0" distR="0" wp14:anchorId="6CC211A3" wp14:editId="6C2B819D">
+            <wp:extent cx="4867954" cy="2896004"/>
+            <wp:effectExtent l="0" t="0" r="8890" b="0"/>
+            <wp:docPr id="1868853432" name="Image 1"/>
+            <wp:cNvGraphicFramePr>
+              <a:graphicFrameLocks xmlns:a="http://schemas.openxmlformats.org/drawingml/2006/main" noChangeAspect="1"/>
+            </wp:cNvGraphicFramePr>
+            <a:graphic xmlns:a="http://schemas.openxmlformats.org/drawingml/2006/main">
+              <a:graphicData uri="http://schemas.openxmlformats.org/drawingml/2006/picture">
+                <pic:pic xmlns:pic="http://schemas.openxmlformats.org/drawingml/2006/picture">
+                  <pic:nvPicPr>
+                    <pic:cNvPr id="1868853432" name=""/>
+                    <pic:cNvPicPr/>
+                  </pic:nvPicPr>
+                  <pic:blipFill>
+                    <a:blip r:embed="rId10"/>
+                    <a:stretch>
+                      <a:fillRect/>
+                    </a:stretch>
+                  </pic:blipFill>
+                  <pic:spPr>
+                    <a:xfrm>
+                      <a:off x="0" y="0"/>
+                      <a:ext cx="4867954" cy="2896004"/>
+                    </a:xfrm>
+                    <a:prstGeom prst="rect">
+                      <a:avLst/>
+                    </a:prstGeom>
+                  </pic:spPr>
+                </pic:pic>
+              </a:graphicData>
+            </a:graphic>
+          </wp:inline>
+        </w:drawing>
+      </w:r>
+    </w:p>
+    <w:p>
+      <w:r>
+        <w:t>La version de Ansible distribué par Debian est la 12.0, la dernière version est la 14.2. Nous allons donc utiliser pipx</w:t>
+      </w:r>
+      <w:r>
+        <w:t xml:space="preserve"> (apt install pipx)</w:t>
+      </w:r>
+    </w:p>
+    <w:p>
+      <w:r>
+        <w:drawing>
+          <wp:inline distT="0" distB="0" distL="0" distR="0" wp14:anchorId="2CC66ACE" wp14:editId="36B63528">
+            <wp:extent cx="5733415" cy="621665"/>
+            <wp:effectExtent l="0" t="0" r="635" b="6985"/>
+            <wp:docPr id="1285035598" name="Image 1"/>
+            <wp:cNvGraphicFramePr>
+              <a:graphicFrameLocks xmlns:a="http://schemas.openxmlformats.org/drawingml/2006/main" noChangeAspect="1"/>
+            </wp:cNvGraphicFramePr>
+            <a:graphic xmlns:a="http://schemas.openxmlformats.org/drawingml/2006/main">
+              <a:graphicData uri="http://schemas.openxmlformats.org/drawingml/2006/picture">
+                <pic:pic xmlns:pic="http://schemas.openxmlformats.org/drawingml/2006/picture">
+                  <pic:nvPicPr>
+                    <pic:cNvPr id="1285035598" name=""/>
+                    <pic:cNvPicPr/>
+                  </pic:nvPicPr>
+                  <pic:blipFill>
+                    <a:blip r:embed="rId11"/>
+                    <a:stretch>
+                      <a:fillRect/>
+                    </a:stretch>
+                  </pic:blipFill>
+                  <pic:spPr>
+                    <a:xfrm>
+                      <a:off x="0" y="0"/>
+                      <a:ext cx="5733415" cy="621665"/>
+                    </a:xfrm>
+                    <a:prstGeom prst="rect">
+                      <a:avLst/>
+                    </a:prstGeom>
+                  </pic:spPr>
+                </pic:pic>
+              </a:graphicData>
+            </a:graphic>
+          </wp:inline>
+        </w:drawing>
+      </w:r>
+    </w:p>
+    <w:p>
+      <w:r>
+        <w:drawing>
+          <wp:inline distT="0" distB="0" distL="0" distR="0" wp14:anchorId="7E09E04C" wp14:editId="5BEEB1AD">
+            <wp:extent cx="3810532" cy="1476581"/>
+            <wp:effectExtent l="0" t="0" r="0" b="9525"/>
+            <wp:docPr id="1754645562" name="Image 1"/>
+            <wp:cNvGraphicFramePr>
+              <a:graphicFrameLocks xmlns:a="http://schemas.openxmlformats.org/drawingml/2006/main" noChangeAspect="1"/>
+            </wp:cNvGraphicFramePr>
+            <a:graphic xmlns:a="http://schemas.openxmlformats.org/drawingml/2006/main">
+              <a:graphicData uri="http://schemas.openxmlformats.org/drawingml/2006/picture">
+                <pic:pic xmlns:pic="http://schemas.openxmlformats.org/drawingml/2006/picture">
+                  <pic:nvPicPr>
+                    <pic:cNvPr id="1754645562" name=""/>
+                    <pic:cNvPicPr/>
+                  </pic:nvPicPr>
+                  <pic:blipFill>
+                    <a:blip r:embed="rId12"/>
+                    <a:stretch>
+                      <a:fillRect/>
+                    </a:stretch>
+                  </pic:blipFill>
+                  <pic:spPr>
+                    <a:xfrm>
+                      <a:off x="0" y="0"/>
+                      <a:ext cx="3810532" cy="1476581"/>
+                    </a:xfrm>
+                    <a:prstGeom prst="rect">
+                      <a:avLst/>
+                    </a:prstGeom>
+                  </pic:spPr>
+                </pic:pic>
+              </a:graphicData>
+            </a:graphic>
+          </wp:inline>
+        </w:drawing>
+      </w:r>
+    </w:p>
+    <w:p>
+      <w:r>
+        <w:lastRenderedPageBreak/>
+        <w:drawing>
+          <wp:inline distT="0" distB="0" distL="0" distR="0" wp14:anchorId="31A1E7EF" wp14:editId="3E2A556A">
+            <wp:extent cx="5733415" cy="2334895"/>
+            <wp:effectExtent l="0" t="0" r="635" b="8255"/>
+            <wp:docPr id="1308147318" name="Image 1"/>
+            <wp:cNvGraphicFramePr>
+              <a:graphicFrameLocks xmlns:a="http://schemas.openxmlformats.org/drawingml/2006/main" noChangeAspect="1"/>
+            </wp:cNvGraphicFramePr>
+            <a:graphic xmlns:a="http://schemas.openxmlformats.org/drawingml/2006/main">
+              <a:graphicData uri="http://schemas.openxmlformats.org/drawingml/2006/picture">
+                <pic:pic xmlns:pic="http://schemas.openxmlformats.org/drawingml/2006/picture">
+                  <pic:nvPicPr>
+                    <pic:cNvPr id="1308147318" name=""/>
+                    <pic:cNvPicPr/>
+                  </pic:nvPicPr>
+                  <pic:blipFill>
+                    <a:blip r:embed="rId13"/>
+                    <a:stretch>
+                      <a:fillRect/>
+                    </a:stretch>
+                  </pic:blipFill>
+                  <pic:spPr>
+                    <a:xfrm>
+                      <a:off x="0" y="0"/>
+                      <a:ext cx="5733415" cy="2334895"/>
+                    </a:xfrm>
+                    <a:prstGeom prst="rect">
+                      <a:avLst/>
+                    </a:prstGeom>
+                  </pic:spPr>
+                </pic:pic>
+              </a:graphicData>
+            </a:graphic>
+          </wp:inline>
+        </w:drawing>
+      </w:r>
+    </w:p>
+    <w:p>
+      <w:r>
+        <w:t>Nous pouvons maintenant installer la dernière version de ansible :</w:t>
+      </w:r>
+    </w:p>
+    <w:p>
+      <w:r>
+        <w:t>(pipx install ansible)</w:t>
+      </w:r>
+    </w:p>
+    <w:p>
+      <w:r>
+        <w:drawing>
+          <wp:inline distT="0" distB="0" distL="0" distR="0" wp14:anchorId="6479405A" wp14:editId="7E95F940">
+            <wp:extent cx="5733415" cy="970915"/>
+            <wp:effectExtent l="0" t="0" r="635" b="635"/>
+            <wp:docPr id="763706632" name="Image 1"/>
+            <wp:cNvGraphicFramePr>
+              <a:graphicFrameLocks xmlns:a="http://schemas.openxmlformats.org/drawingml/2006/main" noChangeAspect="1"/>
+            </wp:cNvGraphicFramePr>
+            <a:graphic xmlns:a="http://schemas.openxmlformats.org/drawingml/2006/main">
+              <a:graphicData uri="http://schemas.openxmlformats.org/drawingml/2006/picture">
+                <pic:pic xmlns:pic="http://schemas.openxmlformats.org/drawingml/2006/picture">
+                  <pic:nvPicPr>
+                    <pic:cNvPr id="763706632" name=""/>
+                    <pic:cNvPicPr/>
+                  </pic:nvPicPr>
+                  <pic:blipFill>
+                    <a:blip r:embed="rId14"/>
+                    <a:stretch>
+                      <a:fillRect/>
+                    </a:stretch>
+                  </pic:blipFill>
+                  <pic:spPr>
+                    <a:xfrm>
+                      <a:off x="0" y="0"/>
+                      <a:ext cx="5733415" cy="970915"/>
+                    </a:xfrm>
+                    <a:prstGeom prst="rect">
+                      <a:avLst/>
+                    </a:prstGeom>
+                  </pic:spPr>
+                </pic:pic>
+              </a:graphicData>
+            </a:graphic>
+          </wp:inline>
+        </w:drawing>
+      </w:r>
+    </w:p>
+    <w:p>
+      <w:r>
+        <w:t>Nous allons aussi ajouter le dossier d’installation au PATH de notre systèmes</w:t>
+      </w:r>
+    </w:p>
+    <w:p>
+      <w:pPr>
+        <w:rPr>
+          <w:lang w:val="en-US"/>
+        </w:rPr>
+      </w:pPr>
+      <w:r>
+        <w:rPr>
+          <w:lang w:val="en-US"/>
+        </w:rPr>
+        <w:t>(</w:t>
+      </w:r>
+      <w:r>
+        <w:rPr>
+          <w:lang w:val="en-US"/>
+        </w:rPr>
+        <w:t>echo 'export PATH=$HOME/.local/bin:$PATH' &gt;&gt; ~/.bashrc</w:t>
+      </w:r>
+    </w:p>
+    <w:p>
+      <w:r>
+        <w:t>source ~/.bashrc</w:t>
+      </w:r>
+      <w:r>
+        <w:t>)</w:t>
+      </w:r>
+    </w:p>
+    <w:p>
+      <w:r>
+        <w:drawing>
+          <wp:inline distT="0" distB="0" distL="0" distR="0" wp14:anchorId="096C65B8" wp14:editId="75F1F5D4">
+            <wp:extent cx="5733415" cy="301625"/>
+            <wp:effectExtent l="0" t="0" r="635" b="3175"/>
+            <wp:docPr id="1473101916" name="Image 1"/>
+            <wp:cNvGraphicFramePr>
+              <a:graphicFrameLocks xmlns:a="http://schemas.openxmlformats.org/drawingml/2006/main" noChangeAspect="1"/>
+            </wp:cNvGraphicFramePr>
+            <a:graphic xmlns:a="http://schemas.openxmlformats.org/drawingml/2006/main">
+              <a:graphicData uri="http://schemas.openxmlformats.org/drawingml/2006/picture">
+                <pic:pic xmlns:pic="http://schemas.openxmlformats.org/drawingml/2006/picture">
+                  <pic:nvPicPr>
+                    <pic:cNvPr id="1473101916" name=""/>
+                    <pic:cNvPicPr/>
+                  </pic:nvPicPr>
+                  <pic:blipFill>
+                    <a:blip r:embed="rId15"/>
+                    <a:stretch>
+                      <a:fillRect/>
+                    </a:stretch>
+                  </pic:blipFill>
+                  <pic:spPr>
+                    <a:xfrm>
+                      <a:off x="0" y="0"/>
+                      <a:ext cx="5733415" cy="301625"/>
+                    </a:xfrm>
+                    <a:prstGeom prst="rect">
+                      <a:avLst/>
+                    </a:prstGeom>
+                  </pic:spPr>
+                </pic:pic>
+              </a:graphicData>
+            </a:graphic>
+          </wp:inline>
+        </w:drawing>
+      </w:r>
+    </w:p>
+    <w:p/>
+    <w:p/>
     <w:p/>
     <w:sectPr>
       <w:pgSz w:w="11909" w:h="16834"/>

--- a/Documentation.docx
+++ b/Documentation.docx
@@ -576,6 +576,13 @@
               </w:rPr>
               <w:t>192.168.149.</w:t>
             </w:r>
+            <w:r>
+              <w:rPr>
+                <w:sz w:val="28"/>
+                <w:szCs w:val="28"/>
+              </w:rPr>
+              <w:t>147</w:t>
+            </w:r>
           </w:p>
         </w:tc>
         <w:tc>
@@ -997,8 +1004,28 @@
       </w:r>
     </w:p>
     <w:p>
-      <w:r>
-        <w:t>(pipx install ansible)</w:t>
+      <w:pPr>
+        <w:rPr>
+          <w:lang w:val="en-US"/>
+        </w:rPr>
+      </w:pPr>
+      <w:r>
+        <w:rPr>
+          <w:lang w:val="en-US"/>
+        </w:rPr>
+        <w:t xml:space="preserve">(pipx install </w:t>
+      </w:r>
+      <w:r>
+        <w:rPr>
+          <w:lang w:val="en-US"/>
+        </w:rPr>
+        <w:t xml:space="preserve">–include-deps </w:t>
+      </w:r>
+      <w:r>
+        <w:rPr>
+          <w:lang w:val="en-US"/>
+        </w:rPr>
+        <w:t>ansible)</w:t>
       </w:r>
     </w:p>
     <w:p>
@@ -1111,9 +1138,178 @@
         </w:drawing>
       </w:r>
     </w:p>
+    <w:p>
+      <w:r>
+        <w:t>Ansible est bien installé :</w:t>
+      </w:r>
+    </w:p>
+    <w:p>
+      <w:r>
+        <w:drawing>
+          <wp:inline distT="0" distB="0" distL="0" distR="0" wp14:anchorId="0DAD9F66" wp14:editId="004169F5">
+            <wp:extent cx="5733415" cy="1225550"/>
+            <wp:effectExtent l="0" t="0" r="635" b="0"/>
+            <wp:docPr id="2007955819" name="Image 1"/>
+            <wp:cNvGraphicFramePr>
+              <a:graphicFrameLocks xmlns:a="http://schemas.openxmlformats.org/drawingml/2006/main" noChangeAspect="1"/>
+            </wp:cNvGraphicFramePr>
+            <a:graphic xmlns:a="http://schemas.openxmlformats.org/drawingml/2006/main">
+              <a:graphicData uri="http://schemas.openxmlformats.org/drawingml/2006/picture">
+                <pic:pic xmlns:pic="http://schemas.openxmlformats.org/drawingml/2006/picture">
+                  <pic:nvPicPr>
+                    <pic:cNvPr id="2007955819" name=""/>
+                    <pic:cNvPicPr/>
+                  </pic:nvPicPr>
+                  <pic:blipFill>
+                    <a:blip r:embed="rId16"/>
+                    <a:stretch>
+                      <a:fillRect/>
+                    </a:stretch>
+                  </pic:blipFill>
+                  <pic:spPr>
+                    <a:xfrm>
+                      <a:off x="0" y="0"/>
+                      <a:ext cx="5733415" cy="1225550"/>
+                    </a:xfrm>
+                    <a:prstGeom prst="rect">
+                      <a:avLst/>
+                    </a:prstGeom>
+                  </pic:spPr>
+                </pic:pic>
+              </a:graphicData>
+            </a:graphic>
+          </wp:inline>
+        </w:drawing>
+      </w:r>
+    </w:p>
     <w:p/>
+    <w:p>
+      <w:pPr>
+        <w:jc w:val="center"/>
+        <w:rPr>
+          <w:sz w:val="24"/>
+          <w:szCs w:val="24"/>
+        </w:rPr>
+      </w:pPr>
+      <w:r>
+        <w:rPr>
+          <w:sz w:val="24"/>
+          <w:szCs w:val="24"/>
+        </w:rPr>
+        <w:t>Job 1.2 Déploiement des clé SSH</w:t>
+      </w:r>
+    </w:p>
+    <w:p>
+      <w:r>
+        <w:t xml:space="preserve">Nous allons maintenant déployer les clé SSH sur chaque nœud. </w:t>
+      </w:r>
+    </w:p>
+    <w:p>
+      <w:r>
+        <w:t>Pour cela, nous allons générer notre clé SSH.</w:t>
+      </w:r>
+    </w:p>
+    <w:p>
+      <w:r>
+        <w:t>ssh-keygen -t ed25519 -C "ansible-control"</w:t>
+      </w:r>
+    </w:p>
+    <w:p>
+      <w:r>
+        <w:lastRenderedPageBreak/>
+        <w:drawing>
+          <wp:inline distT="0" distB="0" distL="0" distR="0" wp14:anchorId="2DDEABE6" wp14:editId="67CD666B">
+            <wp:extent cx="5733415" cy="3204210"/>
+            <wp:effectExtent l="0" t="0" r="635" b="0"/>
+            <wp:docPr id="214412304" name="Image 1"/>
+            <wp:cNvGraphicFramePr>
+              <a:graphicFrameLocks xmlns:a="http://schemas.openxmlformats.org/drawingml/2006/main" noChangeAspect="1"/>
+            </wp:cNvGraphicFramePr>
+            <a:graphic xmlns:a="http://schemas.openxmlformats.org/drawingml/2006/main">
+              <a:graphicData uri="http://schemas.openxmlformats.org/drawingml/2006/picture">
+                <pic:pic xmlns:pic="http://schemas.openxmlformats.org/drawingml/2006/picture">
+                  <pic:nvPicPr>
+                    <pic:cNvPr id="214412304" name=""/>
+                    <pic:cNvPicPr/>
+                  </pic:nvPicPr>
+                  <pic:blipFill>
+                    <a:blip r:embed="rId17"/>
+                    <a:stretch>
+                      <a:fillRect/>
+                    </a:stretch>
+                  </pic:blipFill>
+                  <pic:spPr>
+                    <a:xfrm>
+                      <a:off x="0" y="0"/>
+                      <a:ext cx="5733415" cy="3204210"/>
+                    </a:xfrm>
+                    <a:prstGeom prst="rect">
+                      <a:avLst/>
+                    </a:prstGeom>
+                  </pic:spPr>
+                </pic:pic>
+              </a:graphicData>
+            </a:graphic>
+          </wp:inline>
+        </w:drawing>
+      </w:r>
+    </w:p>
     <w:p/>
+    <w:p>
+      <w:r>
+        <w:t>Et nous allons copier notre clé SSH sur chaque machine :</w:t>
+      </w:r>
+    </w:p>
     <w:p/>
+    <w:p>
+      <w:r>
+        <w:t>Ssh-copy-id user@machine</w:t>
+      </w:r>
+    </w:p>
+    <w:p>
+      <w:r>
+        <w:t>Cette manipulation est à faire sur les 3 machines.</w:t>
+      </w:r>
+    </w:p>
+    <w:p>
+      <w:r>
+        <w:drawing>
+          <wp:inline distT="0" distB="0" distL="0" distR="0" wp14:anchorId="2DEABC37" wp14:editId="6760946D">
+            <wp:extent cx="5733415" cy="2009140"/>
+            <wp:effectExtent l="0" t="0" r="635" b="0"/>
+            <wp:docPr id="816571702" name="Image 1"/>
+            <wp:cNvGraphicFramePr>
+              <a:graphicFrameLocks xmlns:a="http://schemas.openxmlformats.org/drawingml/2006/main" noChangeAspect="1"/>
+            </wp:cNvGraphicFramePr>
+            <a:graphic xmlns:a="http://schemas.openxmlformats.org/drawingml/2006/main">
+              <a:graphicData uri="http://schemas.openxmlformats.org/drawingml/2006/picture">
+                <pic:pic xmlns:pic="http://schemas.openxmlformats.org/drawingml/2006/picture">
+                  <pic:nvPicPr>
+                    <pic:cNvPr id="816571702" name=""/>
+                    <pic:cNvPicPr/>
+                  </pic:nvPicPr>
+                  <pic:blipFill>
+                    <a:blip r:embed="rId18"/>
+                    <a:stretch>
+                      <a:fillRect/>
+                    </a:stretch>
+                  </pic:blipFill>
+                  <pic:spPr>
+                    <a:xfrm>
+                      <a:off x="0" y="0"/>
+                      <a:ext cx="5733415" cy="2009140"/>
+                    </a:xfrm>
+                    <a:prstGeom prst="rect">
+                      <a:avLst/>
+                    </a:prstGeom>
+                  </pic:spPr>
+                </pic:pic>
+              </a:graphicData>
+            </a:graphic>
+          </wp:inline>
+        </w:drawing>
+      </w:r>
+    </w:p>
     <w:sectPr>
       <w:pgSz w:w="11909" w:h="16834"/>
       <w:pgMar w:top="1440" w:right="1440" w:bottom="1440" w:left="1440" w:header="720" w:footer="720" w:gutter="0"/>
@@ -1640,7 +1836,6 @@
   <w:style w:type="character" w:default="1" w:styleId="Policepardfaut">
     <w:name w:val="Default Paragraph Font"/>
     <w:uiPriority w:val="1"/>
-    <w:semiHidden/>
     <w:unhideWhenUsed/>
   </w:style>
   <w:style w:type="table" w:default="1" w:styleId="TableauNormal">

--- a/Documentation.docx
+++ b/Documentation.docx
@@ -1298,6 +1298,119 @@
                     <a:xfrm>
                       <a:off x="0" y="0"/>
                       <a:ext cx="5733415" cy="2009140"/>
+                    </a:xfrm>
+                    <a:prstGeom prst="rect">
+                      <a:avLst/>
+                    </a:prstGeom>
+                  </pic:spPr>
+                </pic:pic>
+              </a:graphicData>
+            </a:graphic>
+          </wp:inline>
+        </w:drawing>
+      </w:r>
+    </w:p>
+    <w:p>
+      <w:r>
+        <w:t>Nous allons maintenant tester si la connexion par clé se fait bien :</w:t>
+      </w:r>
+    </w:p>
+    <w:p>
+      <w:r>
+        <w:drawing>
+          <wp:inline distT="0" distB="0" distL="0" distR="0" wp14:anchorId="0E16810E" wp14:editId="502D81A0">
+            <wp:extent cx="5733415" cy="1174115"/>
+            <wp:effectExtent l="0" t="0" r="635" b="6985"/>
+            <wp:docPr id="1667270730" name="Image 1"/>
+            <wp:cNvGraphicFramePr>
+              <a:graphicFrameLocks xmlns:a="http://schemas.openxmlformats.org/drawingml/2006/main" noChangeAspect="1"/>
+            </wp:cNvGraphicFramePr>
+            <a:graphic xmlns:a="http://schemas.openxmlformats.org/drawingml/2006/main">
+              <a:graphicData uri="http://schemas.openxmlformats.org/drawingml/2006/picture">
+                <pic:pic xmlns:pic="http://schemas.openxmlformats.org/drawingml/2006/picture">
+                  <pic:nvPicPr>
+                    <pic:cNvPr id="1667270730" name=""/>
+                    <pic:cNvPicPr/>
+                  </pic:nvPicPr>
+                  <pic:blipFill>
+                    <a:blip r:embed="rId19"/>
+                    <a:stretch>
+                      <a:fillRect/>
+                    </a:stretch>
+                  </pic:blipFill>
+                  <pic:spPr>
+                    <a:xfrm>
+                      <a:off x="0" y="0"/>
+                      <a:ext cx="5733415" cy="1174115"/>
+                    </a:xfrm>
+                    <a:prstGeom prst="rect">
+                      <a:avLst/>
+                    </a:prstGeom>
+                  </pic:spPr>
+                </pic:pic>
+              </a:graphicData>
+            </a:graphic>
+          </wp:inline>
+        </w:drawing>
+      </w:r>
+    </w:p>
+    <w:p/>
+    <w:p/>
+    <w:p/>
+    <w:p/>
+    <w:p/>
+    <w:p/>
+    <w:p/>
+    <w:p>
+      <w:pPr>
+        <w:jc w:val="center"/>
+        <w:rPr>
+          <w:sz w:val="24"/>
+          <w:szCs w:val="24"/>
+        </w:rPr>
+      </w:pPr>
+      <w:r>
+        <w:rPr>
+          <w:sz w:val="24"/>
+          <w:szCs w:val="24"/>
+        </w:rPr>
+        <w:lastRenderedPageBreak/>
+        <w:t>Job 1.3 : Création de l’inventaire</w:t>
+      </w:r>
+    </w:p>
+    <w:p/>
+    <w:p>
+      <w:r>
+        <w:t>Nous allons maintenant crée l’inventaire de nos machine Ansible, nous avons fait le choix de séparé les machines par fonction, tout en gardant un groupe central pour les actions communes au 3 nœuds.</w:t>
+      </w:r>
+    </w:p>
+    <w:p>
+      <w:r>
+        <w:drawing>
+          <wp:inline distT="0" distB="0" distL="0" distR="0" wp14:anchorId="788EDCE0" wp14:editId="1BBC6C32">
+            <wp:extent cx="3839111" cy="4858428"/>
+            <wp:effectExtent l="0" t="0" r="9525" b="0"/>
+            <wp:docPr id="135232601" name="Image 1"/>
+            <wp:cNvGraphicFramePr>
+              <a:graphicFrameLocks xmlns:a="http://schemas.openxmlformats.org/drawingml/2006/main" noChangeAspect="1"/>
+            </wp:cNvGraphicFramePr>
+            <a:graphic xmlns:a="http://schemas.openxmlformats.org/drawingml/2006/main">
+              <a:graphicData uri="http://schemas.openxmlformats.org/drawingml/2006/picture">
+                <pic:pic xmlns:pic="http://schemas.openxmlformats.org/drawingml/2006/picture">
+                  <pic:nvPicPr>
+                    <pic:cNvPr id="135232601" name=""/>
+                    <pic:cNvPicPr/>
+                  </pic:nvPicPr>
+                  <pic:blipFill>
+                    <a:blip r:embed="rId20"/>
+                    <a:stretch>
+                      <a:fillRect/>
+                    </a:stretch>
+                  </pic:blipFill>
+                  <pic:spPr>
+                    <a:xfrm>
+                      <a:off x="0" y="0"/>
+                      <a:ext cx="3839111" cy="4858428"/>
                     </a:xfrm>
                     <a:prstGeom prst="rect">
                       <a:avLst/>

--- a/Documentation.docx
+++ b/Documentation.docx
@@ -1387,10 +1387,10 @@
     <w:p>
       <w:r>
         <w:drawing>
-          <wp:inline distT="0" distB="0" distL="0" distR="0" wp14:anchorId="788EDCE0" wp14:editId="1BBC6C32">
-            <wp:extent cx="3839111" cy="4858428"/>
-            <wp:effectExtent l="0" t="0" r="9525" b="0"/>
-            <wp:docPr id="135232601" name="Image 1"/>
+          <wp:inline distT="0" distB="0" distL="0" distR="0" wp14:anchorId="4675659F" wp14:editId="20C85BC1">
+            <wp:extent cx="4248743" cy="4353533"/>
+            <wp:effectExtent l="0" t="0" r="0" b="9525"/>
+            <wp:docPr id="745094774" name="Image 1"/>
             <wp:cNvGraphicFramePr>
               <a:graphicFrameLocks xmlns:a="http://schemas.openxmlformats.org/drawingml/2006/main" noChangeAspect="1"/>
             </wp:cNvGraphicFramePr>
@@ -1398,7 +1398,7 @@
               <a:graphicData uri="http://schemas.openxmlformats.org/drawingml/2006/picture">
                 <pic:pic xmlns:pic="http://schemas.openxmlformats.org/drawingml/2006/picture">
                   <pic:nvPicPr>
-                    <pic:cNvPr id="135232601" name=""/>
+                    <pic:cNvPr id="745094774" name=""/>
                     <pic:cNvPicPr/>
                   </pic:nvPicPr>
                   <pic:blipFill>
@@ -1410,7 +1410,7 @@
                   <pic:spPr>
                     <a:xfrm>
                       <a:off x="0" y="0"/>
-                      <a:ext cx="3839111" cy="4858428"/>
+                      <a:ext cx="4248743" cy="4353533"/>
                     </a:xfrm>
                     <a:prstGeom prst="rect">
                       <a:avLst/>
@@ -1421,6 +1421,109 @@
             </a:graphic>
           </wp:inline>
         </w:drawing>
+      </w:r>
+    </w:p>
+    <w:p>
+      <w:r>
+        <w:drawing>
+          <wp:inline distT="0" distB="0" distL="0" distR="0" wp14:anchorId="59FC7121" wp14:editId="4D347367">
+            <wp:extent cx="5733415" cy="2902585"/>
+            <wp:effectExtent l="0" t="0" r="635" b="0"/>
+            <wp:docPr id="1389995483" name="Image 1"/>
+            <wp:cNvGraphicFramePr>
+              <a:graphicFrameLocks xmlns:a="http://schemas.openxmlformats.org/drawingml/2006/main" noChangeAspect="1"/>
+            </wp:cNvGraphicFramePr>
+            <a:graphic xmlns:a="http://schemas.openxmlformats.org/drawingml/2006/main">
+              <a:graphicData uri="http://schemas.openxmlformats.org/drawingml/2006/picture">
+                <pic:pic xmlns:pic="http://schemas.openxmlformats.org/drawingml/2006/picture">
+                  <pic:nvPicPr>
+                    <pic:cNvPr id="1389995483" name=""/>
+                    <pic:cNvPicPr/>
+                  </pic:nvPicPr>
+                  <pic:blipFill>
+                    <a:blip r:embed="rId21"/>
+                    <a:stretch>
+                      <a:fillRect/>
+                    </a:stretch>
+                  </pic:blipFill>
+                  <pic:spPr>
+                    <a:xfrm>
+                      <a:off x="0" y="0"/>
+                      <a:ext cx="5733415" cy="2902585"/>
+                    </a:xfrm>
+                    <a:prstGeom prst="rect">
+                      <a:avLst/>
+                    </a:prstGeom>
+                  </pic:spPr>
+                </pic:pic>
+              </a:graphicData>
+            </a:graphic>
+          </wp:inline>
+        </w:drawing>
+      </w:r>
+    </w:p>
+    <w:p/>
+    <w:p/>
+    <w:p/>
+    <w:p>
+      <w:pPr>
+        <w:jc w:val="center"/>
+        <w:rPr>
+          <w:sz w:val="24"/>
+          <w:szCs w:val="24"/>
+        </w:rPr>
+      </w:pPr>
+      <w:r>
+        <w:rPr>
+          <w:sz w:val="24"/>
+          <w:szCs w:val="24"/>
+        </w:rPr>
+        <w:lastRenderedPageBreak/>
+        <w:t>Job 1.4 : Vérification du fonctionnement de la liaison entre le manageur et les nœuds</w:t>
+      </w:r>
+    </w:p>
+    <w:p/>
+    <w:p>
+      <w:r>
+        <w:drawing>
+          <wp:inline distT="0" distB="0" distL="0" distR="0" wp14:anchorId="188D1B50" wp14:editId="3DA631E1">
+            <wp:extent cx="5733415" cy="1679575"/>
+            <wp:effectExtent l="0" t="0" r="635" b="0"/>
+            <wp:docPr id="1014580531" name="Image 1"/>
+            <wp:cNvGraphicFramePr>
+              <a:graphicFrameLocks xmlns:a="http://schemas.openxmlformats.org/drawingml/2006/main" noChangeAspect="1"/>
+            </wp:cNvGraphicFramePr>
+            <a:graphic xmlns:a="http://schemas.openxmlformats.org/drawingml/2006/main">
+              <a:graphicData uri="http://schemas.openxmlformats.org/drawingml/2006/picture">
+                <pic:pic xmlns:pic="http://schemas.openxmlformats.org/drawingml/2006/picture">
+                  <pic:nvPicPr>
+                    <pic:cNvPr id="1014580531" name=""/>
+                    <pic:cNvPicPr/>
+                  </pic:nvPicPr>
+                  <pic:blipFill>
+                    <a:blip r:embed="rId22"/>
+                    <a:stretch>
+                      <a:fillRect/>
+                    </a:stretch>
+                  </pic:blipFill>
+                  <pic:spPr>
+                    <a:xfrm>
+                      <a:off x="0" y="0"/>
+                      <a:ext cx="5733415" cy="1679575"/>
+                    </a:xfrm>
+                    <a:prstGeom prst="rect">
+                      <a:avLst/>
+                    </a:prstGeom>
+                  </pic:spPr>
+                </pic:pic>
+              </a:graphicData>
+            </a:graphic>
+          </wp:inline>
+        </w:drawing>
+      </w:r>
+      <w:r>
+        <w:br/>
+        <w:t>Tout nos machines présente dans l’inventaire répondent bien au ping</w:t>
       </w:r>
     </w:p>
     <w:sectPr>

--- a/Documentation.docx
+++ b/Documentation.docx
@@ -222,7 +222,15 @@
         <w:t>D</w:t>
       </w:r>
       <w:r>
-        <w:t>ebian 13 (1 contrôleur + 3 workers). Nous allons aussi utiliser la version venant de python de Ansible et non celle des dépôts Debian afin d’obtenir la dernière version (les dépôts pouvant être en retard d’une version).</w:t>
+        <w:t xml:space="preserve">ebian 13 (1 contrôleur + 3 </w:t>
+      </w:r>
+      <w:proofErr w:type="spellStart"/>
+      <w:r>
+        <w:t>workers</w:t>
+      </w:r>
+      <w:proofErr w:type="spellEnd"/>
+      <w:r>
+        <w:t>). Nous allons aussi utiliser la version venant de python de Ansible et non celle des dépôts Debian afin d’obtenir la dernière version (les dépôts pouvant être en retard d’une version).</w:t>
       </w:r>
     </w:p>
     <w:p>
@@ -622,8 +630,13 @@
         <w:jc w:val="center"/>
       </w:pPr>
       <w:r>
-        <w:t>Toutes les machines virtuelles ont un utilisateur avec des droits sudo</w:t>
-      </w:r>
+        <w:t xml:space="preserve">Toutes les machines virtuelles ont un utilisateur avec des droits </w:t>
+      </w:r>
+      <w:proofErr w:type="spellStart"/>
+      <w:r>
+        <w:t>sudo</w:t>
+      </w:r>
+      <w:proofErr w:type="spellEnd"/>
       <w:r>
         <w:t xml:space="preserve"> + un serveur SSH installé lors de l’installation de Debian.</w:t>
       </w:r>
@@ -635,11 +648,55 @@
       <w:r>
         <w:t>(</w:t>
       </w:r>
-      <w:r>
-        <w:t xml:space="preserve">apt install sudo &amp;&amp; </w:t>
-      </w:r>
-      <w:r>
-        <w:t>usermod -aG sudo &lt;utilisateur&gt;)</w:t>
+      <w:proofErr w:type="spellStart"/>
+      <w:proofErr w:type="gramStart"/>
+      <w:r>
+        <w:t>apt</w:t>
+      </w:r>
+      <w:proofErr w:type="spellEnd"/>
+      <w:proofErr w:type="gramEnd"/>
+      <w:r>
+        <w:t xml:space="preserve"> </w:t>
+      </w:r>
+      <w:proofErr w:type="spellStart"/>
+      <w:r>
+        <w:t>install</w:t>
+      </w:r>
+      <w:proofErr w:type="spellEnd"/>
+      <w:r>
+        <w:t xml:space="preserve"> </w:t>
+      </w:r>
+      <w:proofErr w:type="spellStart"/>
+      <w:r>
+        <w:t>sudo</w:t>
+      </w:r>
+      <w:proofErr w:type="spellEnd"/>
+      <w:r>
+        <w:t xml:space="preserve"> &amp;&amp; </w:t>
+      </w:r>
+      <w:proofErr w:type="spellStart"/>
+      <w:r>
+        <w:t>usermod</w:t>
+      </w:r>
+      <w:proofErr w:type="spellEnd"/>
+      <w:r>
+        <w:t xml:space="preserve"> -</w:t>
+      </w:r>
+      <w:proofErr w:type="spellStart"/>
+      <w:r>
+        <w:t>aG</w:t>
+      </w:r>
+      <w:proofErr w:type="spellEnd"/>
+      <w:r>
+        <w:t xml:space="preserve"> </w:t>
+      </w:r>
+      <w:proofErr w:type="spellStart"/>
+      <w:r>
+        <w:t>sudo</w:t>
+      </w:r>
+      <w:proofErr w:type="spellEnd"/>
+      <w:r>
+        <w:t xml:space="preserve"> &lt;utilisateur&gt;)</w:t>
       </w:r>
     </w:p>
     <w:p>
@@ -737,7 +794,23 @@
     </w:p>
     <w:p>
       <w:r>
-        <w:t>Nous allons maintenant installer Ansible sur la machine Manageur, pour cela nous devons auparavant installer Python3 et PIP (apt install python3 python3-pip)</w:t>
+        <w:t>Nous allons maintenant installer Ansible sur la machine Manageur, pour cela nous devons auparavant installer Python3 et PIP (</w:t>
+      </w:r>
+      <w:proofErr w:type="spellStart"/>
+      <w:r>
+        <w:t>apt</w:t>
+      </w:r>
+      <w:proofErr w:type="spellEnd"/>
+      <w:r>
+        <w:t xml:space="preserve"> </w:t>
+      </w:r>
+      <w:proofErr w:type="spellStart"/>
+      <w:r>
+        <w:t>install</w:t>
+      </w:r>
+      <w:proofErr w:type="spellEnd"/>
+      <w:r>
+        <w:t xml:space="preserve"> python3 python3-pip)</w:t>
       </w:r>
     </w:p>
     <w:p/>
@@ -786,7 +859,39 @@
     <w:p>
       <w:r>
         <w:lastRenderedPageBreak/>
-        <w:t>Sous debian, les packages sont installable sous python3-&lt;nom du paquet pip&gt; à la la place de pip.</w:t>
+        <w:t xml:space="preserve">Sous </w:t>
+      </w:r>
+      <w:proofErr w:type="spellStart"/>
+      <w:r>
+        <w:t>debian</w:t>
+      </w:r>
+      <w:proofErr w:type="spellEnd"/>
+      <w:r>
+        <w:t xml:space="preserve">, les packages sont installable sous python3-&lt;nom du paquet </w:t>
+      </w:r>
+      <w:proofErr w:type="spellStart"/>
+      <w:r>
+        <w:t>pip</w:t>
+      </w:r>
+      <w:proofErr w:type="spellEnd"/>
+      <w:r>
+        <w:t xml:space="preserve">&gt; à la </w:t>
+      </w:r>
+      <w:proofErr w:type="spellStart"/>
+      <w:r>
+        <w:t>la</w:t>
+      </w:r>
+      <w:proofErr w:type="spellEnd"/>
+      <w:r>
+        <w:t xml:space="preserve"> place de </w:t>
+      </w:r>
+      <w:proofErr w:type="spellStart"/>
+      <w:r>
+        <w:t>pip</w:t>
+      </w:r>
+      <w:proofErr w:type="spellEnd"/>
+      <w:r>
+        <w:t>.</w:t>
       </w:r>
     </w:p>
     <w:p>
@@ -874,10 +979,39 @@
     </w:p>
     <w:p>
       <w:r>
-        <w:t>La version de Ansible distribué par Debian est la 12.0, la dernière version est la 14.2. Nous allons donc utiliser pipx</w:t>
-      </w:r>
-      <w:r>
-        <w:t xml:space="preserve"> (apt install pipx)</w:t>
+        <w:t xml:space="preserve">La version de Ansible distribué par Debian est la 12.0, la dernière version est la 14.2. Nous allons donc utiliser </w:t>
+      </w:r>
+      <w:proofErr w:type="spellStart"/>
+      <w:r>
+        <w:t>pipx</w:t>
+      </w:r>
+      <w:proofErr w:type="spellEnd"/>
+      <w:r>
+        <w:t xml:space="preserve"> (</w:t>
+      </w:r>
+      <w:proofErr w:type="spellStart"/>
+      <w:r>
+        <w:t>apt</w:t>
+      </w:r>
+      <w:proofErr w:type="spellEnd"/>
+      <w:r>
+        <w:t xml:space="preserve"> </w:t>
+      </w:r>
+      <w:proofErr w:type="spellStart"/>
+      <w:r>
+        <w:t>install</w:t>
+      </w:r>
+      <w:proofErr w:type="spellEnd"/>
+      <w:r>
+        <w:t xml:space="preserve"> </w:t>
+      </w:r>
+      <w:proofErr w:type="spellStart"/>
+      <w:r>
+        <w:t>pipx</w:t>
+      </w:r>
+      <w:proofErr w:type="spellEnd"/>
+      <w:r>
+        <w:t>)</w:t>
       </w:r>
     </w:p>
     <w:p>
@@ -1013,7 +1147,21 @@
         <w:rPr>
           <w:lang w:val="en-US"/>
         </w:rPr>
-        <w:t xml:space="preserve">(pipx install </w:t>
+        <w:t>(</w:t>
+      </w:r>
+      <w:proofErr w:type="spellStart"/>
+      <w:r>
+        <w:rPr>
+          <w:lang w:val="en-US"/>
+        </w:rPr>
+        <w:t>pipx</w:t>
+      </w:r>
+      <w:proofErr w:type="spellEnd"/>
+      <w:r>
+        <w:rPr>
+          <w:lang w:val="en-US"/>
+        </w:rPr>
+        <w:t xml:space="preserve"> install </w:t>
       </w:r>
       <w:r>
         <w:rPr>
@@ -1088,13 +1236,72 @@
         <w:rPr>
           <w:lang w:val="en-US"/>
         </w:rPr>
-        <w:t>echo 'export PATH=$HOME/.local/bin:$PATH' &gt;&gt; ~/.bashrc</w:t>
-      </w:r>
-    </w:p>
-    <w:p>
-      <w:r>
-        <w:t>source ~/.bashrc</w:t>
-      </w:r>
+        <w:t>echo 'export PATH=$HOME</w:t>
+      </w:r>
+      <w:proofErr w:type="gramStart"/>
+      <w:r>
+        <w:rPr>
+          <w:lang w:val="en-US"/>
+        </w:rPr>
+        <w:t>/.local</w:t>
+      </w:r>
+      <w:proofErr w:type="gramEnd"/>
+      <w:r>
+        <w:rPr>
+          <w:lang w:val="en-US"/>
+        </w:rPr>
+        <w:t>/</w:t>
+      </w:r>
+      <w:proofErr w:type="gramStart"/>
+      <w:r>
+        <w:rPr>
+          <w:lang w:val="en-US"/>
+        </w:rPr>
+        <w:t>bin:$</w:t>
+      </w:r>
+      <w:proofErr w:type="gramEnd"/>
+      <w:r>
+        <w:rPr>
+          <w:lang w:val="en-US"/>
+        </w:rPr>
+        <w:t>PATH' &gt;&gt; ~</w:t>
+      </w:r>
+      <w:proofErr w:type="gramStart"/>
+      <w:r>
+        <w:rPr>
+          <w:lang w:val="en-US"/>
+        </w:rPr>
+        <w:t>/.</w:t>
+      </w:r>
+      <w:proofErr w:type="spellStart"/>
+      <w:r>
+        <w:rPr>
+          <w:lang w:val="en-US"/>
+        </w:rPr>
+        <w:t>bashrc</w:t>
+      </w:r>
+      <w:proofErr w:type="spellEnd"/>
+      <w:proofErr w:type="gramEnd"/>
+    </w:p>
+    <w:p>
+      <w:proofErr w:type="gramStart"/>
+      <w:r>
+        <w:t>source</w:t>
+      </w:r>
+      <w:proofErr w:type="gramEnd"/>
+      <w:r>
+        <w:t xml:space="preserve"> ~</w:t>
+      </w:r>
+      <w:proofErr w:type="gramStart"/>
+      <w:r>
+        <w:t>/.</w:t>
+      </w:r>
+      <w:proofErr w:type="spellStart"/>
+      <w:r>
+        <w:t>bashrc</w:t>
+      </w:r>
+      <w:proofErr w:type="spellEnd"/>
+      <w:proofErr w:type="gramEnd"/>
       <w:r>
         <w:t>)</w:t>
       </w:r>
@@ -1210,8 +1417,15 @@
       </w:r>
     </w:p>
     <w:p>
-      <w:r>
-        <w:t>ssh-keygen -t ed25519 -C "ansible-control"</w:t>
+      <w:proofErr w:type="spellStart"/>
+      <w:proofErr w:type="gramStart"/>
+      <w:r>
+        <w:t>ssh</w:t>
+      </w:r>
+      <w:proofErr w:type="spellEnd"/>
+      <w:proofErr w:type="gramEnd"/>
+      <w:r>
+        <w:t>-keygen -t ed25519 -C "ansible-control"</w:t>
       </w:r>
     </w:p>
     <w:p>
@@ -1262,9 +1476,19 @@
     </w:p>
     <w:p/>
     <w:p>
-      <w:r>
-        <w:t>Ssh-copy-id user@machine</w:t>
-      </w:r>
+      <w:proofErr w:type="spellStart"/>
+      <w:r>
+        <w:t>Ssh</w:t>
+      </w:r>
+      <w:proofErr w:type="spellEnd"/>
+      <w:r>
+        <w:t xml:space="preserve">-copy-id </w:t>
+      </w:r>
+      <w:proofErr w:type="spellStart"/>
+      <w:r>
+        <w:t>user@machine</w:t>
+      </w:r>
+      <w:proofErr w:type="spellEnd"/>
     </w:p>
     <w:p>
       <w:r>
@@ -1525,7 +1749,38 @@
         <w:br/>
         <w:t>Tout nos machines présente dans l’inventaire répondent bien au ping</w:t>
       </w:r>
-    </w:p>
+      <w:r>
+        <w:t>.</w:t>
+      </w:r>
+    </w:p>
+    <w:p/>
+    <w:p>
+      <w:pPr>
+        <w:jc w:val="center"/>
+        <w:rPr>
+          <w:sz w:val="24"/>
+          <w:szCs w:val="24"/>
+        </w:rPr>
+      </w:pPr>
+      <w:r>
+        <w:rPr>
+          <w:sz w:val="24"/>
+          <w:szCs w:val="24"/>
+        </w:rPr>
+        <w:t xml:space="preserve">Job 1.5 : Créations des premiers </w:t>
+      </w:r>
+      <w:proofErr w:type="spellStart"/>
+      <w:r>
+        <w:rPr>
+          <w:sz w:val="24"/>
+          <w:szCs w:val="24"/>
+        </w:rPr>
+        <w:t>Playbook</w:t>
+      </w:r>
+      <w:proofErr w:type="spellEnd"/>
+    </w:p>
+    <w:p/>
+    <w:p/>
     <w:sectPr>
       <w:pgSz w:w="11909" w:h="16834"/>
       <w:pgMar w:top="1440" w:right="1440" w:bottom="1440" w:left="1440" w:header="720" w:footer="720" w:gutter="0"/>
